--- a/pr-preview/pr-436/sufficiency-handout-tracked-changes.docx
+++ b/pr-preview/pr-436/sufficiency-handout-tracked-changes.docx
@@ -16,7 +16,7 @@
       </w:pPr>
       <w:del w:id="1" w:author="PR Preview" w:date="2026-01-01T00:00:00Z">
         <w:r>
-          <w:delText xml:space="preserve">Last modified: 2026-10-22 14:07:34 (PDT)</w:delText>
+          <w:delText xml:space="preserve">Last modified: 2026-10-22 15:19:15 (PDT)</w:delText>
         </w:r>
       </w:del>
     </w:p>
@@ -26,7 +26,7 @@
       </w:pPr>
       <w:ins w:id="2" w:author="PR Preview" w:date="2026-01-01T00:00:00Z">
         <w:r>
-          <w:t xml:space="preserve">Last modified: 2026-10-22 14:37:13 (PDT)</w:t>
+          <w:t xml:space="preserve">Last modified: 2026-10-22 15:47:56 (PDT)</w:t>
         </w:r>
       </w:ins>
     </w:p>
@@ -2160,108 +2160,78 @@
         <w:pStyle w:val="BodyText"/>
       </w:pPr>
       <w:bookmarkStart w:id="23" w:name="eq-rao-blackwellized"/>
-      <w:del w:id="3" w:author="PR Preview" w:date="2026-01-01T00:00:00Z">
-        <w:r>
-          <w:delText xml:space="preserve">$$
-    \hat{\theta}_{\mathrm{RB}} \stackrel{\text{def}}{=}{{\operatorname{E}\mathopen{}\left[\hat{\theta} \mid{T\mathopen{}\left(\mathord{\smash[b]{\underset{\raise.3ex\hbox{$\scriptstyle\sim$}}{X}}\vphantom{X}}\right)\mathclose{}}\right]\mathclose{}}}
-     \qquad(3)$$</w:delText>
-        </w:r>
-      </w:del>
+      <w:r>
+        <w:t xml:space="preserve">$$
+    \hat{\theta}_{\mathrm{RB}} \stackrel{\text{def}}{=}{{\mathbb{E}\mathopen{}\left[\hat{\theta} \mid{T\mathopen{}\left(\mathord{\smash[b]{\underset{\raise.3ex\hbox{$\scriptstyle\sim$}}{X}}\vphantom{X}}\right)\mathclose{}}\right]\mathclose{}}}
+     \qquad(3)$$</w:t>
+      </w:r>
       <w:bookmarkEnd w:id="23"/>
     </w:p>
+    <w:bookmarkEnd w:id="24"/>
+    <w:bookmarkStart w:id="25" w:name="lem-rb-statistic"/>
     <w:p>
       <w:pPr>
         <w:pStyle w:val="FirstParagraph"/>
       </w:pPr>
-      <w:del w:id="4" w:author="PR Preview" w:date="2026-01-01T00:00:00Z">
+      <w:r>
+        <w:rPr>
+          <w:b/>
+          <w:bCs/>
+        </w:rPr>
+        <w:t xml:space="preserve">Lemma 1 (The Rao–Blackwellized estimator is a statistic)</w:t>
+      </w:r>
+      <w:r>
+        <w:t xml:space="preserve"> </w:t>
+      </w:r>
+      <w:r>
+        <w:t xml:space="preserve">Let</w:t>
+      </w:r>
+      <w:r>
+        <w:t xml:space="preserve"> </w:t>
+      </w:r>
+      <w:r>
+        <w:t xml:space="preserve">${T\mathopen{}\left(\mathord{\smash[b]{\underset{\raise.3ex\hbox{$\scriptstyle\sim$}}{X}}\vphantom{X}}\right)\mathclose{}}$</w:t>
+      </w:r>
+      <w:r>
+        <w:t xml:space="preserve"> </w:t>
+      </w:r>
+      <w:r>
+        <w:t xml:space="preserve">be a</w:t>
+      </w:r>
+      <w:r>
+        <w:t xml:space="preserve"> </w:t>
+      </w:r>
+      <w:hyperlink w:anchor="def-sufficient">
         <w:r>
           <w:rPr>
-            <w:b/>
-            <w:bCs/>
+            <w:rStyle w:val="Hyperlink"/>
           </w:rPr>
-          <w:delText xml:space="preserve">Lemma 1 (The Rao–Blackwellized estimator is a statistic)</w:delText>
+          <w:t xml:space="preserve">sufficient</w:t>
         </w:r>
-      </w:del>
-      <w:del w:id="5" w:author="PR Preview" w:date="2026-01-01T00:00:00Z">
-        <w:r>
-          <w:delText xml:space="preserve"> </w:delText>
-        </w:r>
-      </w:del>
-      <w:del w:id="6" w:author="PR Preview" w:date="2026-01-01T00:00:00Z">
-        <w:r>
-          <w:delText xml:space="preserve">Let</w:delText>
-        </w:r>
-      </w:del>
-      <w:del w:id="7" w:author="PR Preview" w:date="2026-01-01T00:00:00Z">
-        <w:r>
-          <w:delText xml:space="preserve"> </w:delText>
-        </w:r>
-      </w:del>
-      <w:del w:id="8" w:author="PR Preview" w:date="2026-01-01T00:00:00Z">
-        <w:r>
-          <w:delText xml:space="preserve">${T\mathopen{}\left(\mathord{\smash[b]{\underset{\raise.3ex\hbox{$\scriptstyle\sim$}}{X}}\vphantom{X}}\right)\mathclose{}}$</w:delText>
-        </w:r>
-      </w:del>
-      <w:del w:id="9" w:author="PR Preview" w:date="2026-01-01T00:00:00Z">
-        <w:r>
-          <w:delText xml:space="preserve"> </w:delText>
-        </w:r>
-      </w:del>
-      <w:del w:id="10" w:author="PR Preview" w:date="2026-01-01T00:00:00Z">
-        <w:r>
-          <w:delText xml:space="preserve">be a</w:delText>
-        </w:r>
-      </w:del>
-      <w:del w:id="11" w:author="PR Preview" w:date="2026-01-01T00:00:00Z">
-        <w:r>
-          <w:delText xml:space="preserve"> </w:delText>
-        </w:r>
-      </w:del>
-      <w:hyperlink w:anchor="def-sufficient">
-        <w:del w:id="12" w:author="PR Preview" w:date="2026-01-01T00:00:00Z">
-          <w:r>
-            <w:rPr>
-              <w:rStyle w:val="Hyperlink"/>
-            </w:rPr>
-            <w:delText xml:space="preserve">sufficient</w:delText>
-          </w:r>
-        </w:del>
       </w:hyperlink>
-      <w:del w:id="13" w:author="PR Preview" w:date="2026-01-01T00:00:00Z">
-        <w:r>
-          <w:delText xml:space="preserve"> </w:delText>
-        </w:r>
-      </w:del>
-      <w:del w:id="14" w:author="PR Preview" w:date="2026-01-01T00:00:00Z">
-        <w:r>
-          <w:delText xml:space="preserve">statistic for</w:delText>
-        </w:r>
-      </w:del>
-      <w:del w:id="15" w:author="PR Preview" w:date="2026-01-01T00:00:00Z">
-        <w:r>
-          <w:delText xml:space="preserve"> </w:delText>
-        </w:r>
-      </w:del>
+      <w:r>
+        <w:t xml:space="preserve"> </w:t>
+      </w:r>
+      <w:r>
+        <w:t xml:space="preserve">statistic for</w:t>
+      </w:r>
+      <w:r>
+        <w:t xml:space="preserve"> </w:t>
+      </w:r>
       <m:oMath>
         <m:r>
           <m:t>θ</m:t>
         </m:r>
       </m:oMath>
-      <w:del w:id="16" w:author="PR Preview" w:date="2026-01-01T00:00:00Z">
-        <w:r>
-          <w:delText xml:space="preserve"> </w:delText>
-        </w:r>
-      </w:del>
-      <w:del w:id="17" w:author="PR Preview" w:date="2026-01-01T00:00:00Z">
-        <w:r>
-          <w:delText xml:space="preserve">and</w:delText>
-        </w:r>
-      </w:del>
-      <w:del w:id="18" w:author="PR Preview" w:date="2026-01-01T00:00:00Z">
-        <w:r>
-          <w:delText xml:space="preserve"> </w:delText>
-        </w:r>
-      </w:del>
+      <w:r>
+        <w:t xml:space="preserve"> </w:t>
+      </w:r>
+      <w:r>
+        <w:t xml:space="preserve">and</w:t>
+      </w:r>
+      <w:r>
+        <w:t xml:space="preserve"> </w:t>
+      </w:r>
       <m:oMath>
         <m:acc>
           <m:accPr>
@@ -2274,226 +2244,303 @@
           </m:e>
         </m:acc>
       </m:oMath>
-      <w:del w:id="19" w:author="PR Preview" w:date="2026-01-01T00:00:00Z">
+      <w:r>
+        <w:t xml:space="preserve"> </w:t>
+      </w:r>
+      <w:r>
+        <w:t xml:space="preserve">an estimator of</w:t>
+      </w:r>
+      <w:r>
+        <w:t xml:space="preserve"> </w:t>
+      </w:r>
+      <m:oMath>
+        <m:r>
+          <m:t>θ</m:t>
+        </m:r>
+      </m:oMath>
+      <w:r>
+        <w:t xml:space="preserve"> </w:t>
+      </w:r>
+      <w:r>
+        <w:t xml:space="preserve">with finite expectation.</w:t>
+      </w:r>
+      <w:r>
+        <w:t xml:space="preserve"> </w:t>
+      </w:r>
+      <w:r>
+        <w:t xml:space="preserve">Then</w:t>
+      </w:r>
+      <w:r>
+        <w:t xml:space="preserve"> </w:t>
+      </w:r>
+      <w:r>
+        <w:t xml:space="preserve">${{\mathbb{E}\mathopen{}\left[\hat{\theta} \mid{T\mathopen{}\left(\mathord{\smash[b]{\underset{\raise.3ex\hbox{$\scriptstyle\sim$}}{X}}\vphantom{X}}\right)\mathclose{}}\right]\mathclose{}}}$</w:t>
+      </w:r>
+      <w:r>
+        <w:t xml:space="preserve"> </w:t>
+      </w:r>
+      <w:r>
+        <w:t xml:space="preserve">does not depend on</w:t>
+      </w:r>
+      <w:r>
+        <w:t xml:space="preserve"> </w:t>
+      </w:r>
+      <m:oMath>
+        <m:r>
+          <m:t>θ</m:t>
+        </m:r>
+      </m:oMath>
+      <w:r>
+        <w:t xml:space="preserve">,</w:t>
+      </w:r>
+      <w:r>
+        <w:t xml:space="preserve"> </w:t>
+      </w:r>
+      <w:r>
+        <w:t xml:space="preserve">so it is a</w:t>
+      </w:r>
+      <w:r>
+        <w:t xml:space="preserve"> </w:t>
+      </w:r>
+      <w:hyperlink w:anchor="def-statistic">
         <w:r>
-          <w:delText xml:space="preserve"> </w:delText>
+          <w:rPr>
+            <w:rStyle w:val="Hyperlink"/>
+          </w:rPr>
+          <w:t xml:space="preserve">statistic</w:t>
         </w:r>
-      </w:del>
-      <w:del w:id="20" w:author="PR Preview" w:date="2026-01-01T00:00:00Z">
+      </w:hyperlink>
+      <w:r>
+        <w:t xml:space="preserve"> </w:t>
+      </w:r>
+      <w:r>
+        <w:t xml:space="preserve">and an estimator.</w:t>
+      </w:r>
+    </w:p>
+    <w:bookmarkEnd w:id="25"/>
+    <w:p>
+      <w:pPr>
+        <w:pStyle w:val="BodyText"/>
+      </w:pPr>
+      <w:r>
+        <w:rPr>
+          <w:i/>
+          <w:iCs/>
+        </w:rPr>
+        <w:t xml:space="preserve">Proof</w:t>
+      </w:r>
+      <w:r>
+        <w:t xml:space="preserve">. </w:t>
+      </w:r>
+      <w:r>
+        <w:t xml:space="preserve">Take a</w:t>
+      </w:r>
+      <w:r>
+        <w:t xml:space="preserve"> </w:t>
+      </w:r>
+      <w:hyperlink r:id="rId26">
         <w:r>
-          <w:delText xml:space="preserve">an estimator of</w:delText>
+          <w:rPr>
+            <w:rStyle w:val="Hyperlink"/>
+          </w:rPr>
+          <w:t xml:space="preserve">discrete</w:t>
         </w:r>
-      </w:del>
-      <w:del w:id="21" w:author="PR Preview" w:date="2026-01-01T00:00:00Z">
+      </w:hyperlink>
+      <w:r>
+        <w:t xml:space="preserve"> </w:t>
+      </w:r>
+      <w:hyperlink r:id="rId19">
         <w:r>
-          <w:delText xml:space="preserve"> </w:delText>
+          <w:rPr>
+            <w:rStyle w:val="Hyperlink"/>
+          </w:rPr>
+          <w:t xml:space="preserve">sample</w:t>
         </w:r>
-      </w:del>
+      </w:hyperlink>
+      <w:r>
+        <w:t xml:space="preserve">, and choose a value</w:t>
+      </w:r>
+      <w:r>
+        <w:t xml:space="preserve"> </w:t>
+      </w:r>
       <m:oMath>
         <m:r>
-          <m:t>θ</m:t>
+          <m:t>t</m:t>
         </m:r>
       </m:oMath>
-      <w:del w:id="22" w:author="PR Preview" w:date="2026-01-01T00:00:00Z">
+      <w:r>
+        <w:t xml:space="preserve"> </w:t>
+      </w:r>
+      <w:r>
+        <w:t xml:space="preserve">that the</w:t>
+      </w:r>
+      <w:r>
+        <w:t xml:space="preserve"> </w:t>
+      </w:r>
+      <w:hyperlink w:anchor="def-statistic">
         <w:r>
-          <w:delText xml:space="preserve"> </w:delText>
+          <w:rPr>
+            <w:rStyle w:val="Hyperlink"/>
+          </w:rPr>
+          <w:t xml:space="preserve">statistic</w:t>
         </w:r>
-      </w:del>
-      <w:del w:id="23" w:author="PR Preview" w:date="2026-01-01T00:00:00Z">
+      </w:hyperlink>
+      <w:r>
+        <w:t xml:space="preserve"> </w:t>
+      </w:r>
+      <w:r>
+        <w:t xml:space="preserve">${T\mathopen{}\left(\mathord{\smash[b]{\underset{\raise.3ex\hbox{$\scriptstyle\sim$}}{X}}\vphantom{X}}\right)\mathclose{}}$</w:t>
+      </w:r>
+      <w:r>
+        <w:t xml:space="preserve"> </w:t>
+      </w:r>
+      <w:r>
+        <w:t xml:space="preserve">takes with positive</w:t>
+      </w:r>
+      <w:r>
+        <w:t xml:space="preserve"> </w:t>
+      </w:r>
+      <w:hyperlink r:id="rId27">
         <w:r>
-          <w:delText xml:space="preserve">with finite expectation.</w:delText>
+          <w:rPr>
+            <w:rStyle w:val="Hyperlink"/>
+          </w:rPr>
+          <w:t xml:space="preserve">probability</w:t>
         </w:r>
-      </w:del>
-      <w:del w:id="24" w:author="PR Preview" w:date="2026-01-01T00:00:00Z">
-        <w:r>
-          <w:delText xml:space="preserve"> </w:delText>
-        </w:r>
-      </w:del>
-      <w:del w:id="25" w:author="PR Preview" w:date="2026-01-01T00:00:00Z">
-        <w:r>
-          <w:delText xml:space="preserve">Then</w:delText>
-        </w:r>
-      </w:del>
-      <w:del w:id="26" w:author="PR Preview" w:date="2026-01-01T00:00:00Z">
-        <w:r>
-          <w:delText xml:space="preserve"> </w:delText>
-        </w:r>
-      </w:del>
-      <w:del w:id="27" w:author="PR Preview" w:date="2026-01-01T00:00:00Z">
-        <w:r>
-          <w:delText xml:space="preserve">${{\operatorname{E}\mathopen{}\left[\hat{\theta} \mid{T\mathopen{}\left(\mathord{\smash[b]{\underset{\raise.3ex\hbox{$\scriptstyle\sim$}}{X}}\vphantom{X}}\right)\mathclose{}}\right]\mathclose{}}}$</w:delText>
-        </w:r>
-      </w:del>
-      <w:del w:id="28" w:author="PR Preview" w:date="2026-01-01T00:00:00Z">
-        <w:r>
-          <w:delText xml:space="preserve"> </w:delText>
-        </w:r>
-      </w:del>
-      <w:del w:id="29" w:author="PR Preview" w:date="2026-01-01T00:00:00Z">
-        <w:r>
-          <w:delText xml:space="preserve">does not depend on</w:delText>
-        </w:r>
-      </w:del>
-      <w:del w:id="30" w:author="PR Preview" w:date="2026-01-01T00:00:00Z">
-        <w:r>
-          <w:delText xml:space="preserve"> </w:delText>
-        </w:r>
-      </w:del>
-      <m:oMath>
-        <m:r>
-          <m:t>θ</m:t>
-        </m:r>
-      </m:oMath>
-      <w:del w:id="31" w:author="PR Preview" w:date="2026-01-01T00:00:00Z">
-        <w:r>
-          <w:delText xml:space="preserve">,</w:delText>
-        </w:r>
-      </w:del>
-      <w:del w:id="32" w:author="PR Preview" w:date="2026-01-01T00:00:00Z">
-        <w:r>
-          <w:delText xml:space="preserve"> </w:delText>
-        </w:r>
-      </w:del>
-      <w:del w:id="33" w:author="PR Preview" w:date="2026-01-01T00:00:00Z">
-        <w:r>
-          <w:delText xml:space="preserve">so it is a</w:delText>
-        </w:r>
-      </w:del>
-      <w:del w:id="34" w:author="PR Preview" w:date="2026-01-01T00:00:00Z">
-        <w:r>
-          <w:delText xml:space="preserve"> </w:delText>
-        </w:r>
-      </w:del>
-      <w:hyperlink w:anchor="def-statistic">
-        <w:del w:id="35" w:author="PR Preview" w:date="2026-01-01T00:00:00Z">
-          <w:r>
-            <w:rPr>
-              <w:rStyle w:val="Hyperlink"/>
-            </w:rPr>
-            <w:delText xml:space="preserve">statistic</w:delText>
-          </w:r>
-        </w:del>
       </w:hyperlink>
-      <w:del w:id="36" w:author="PR Preview" w:date="2026-01-01T00:00:00Z">
-        <w:r>
-          <w:delText xml:space="preserve"> </w:delText>
-        </w:r>
-      </w:del>
-      <w:del w:id="37" w:author="PR Preview" w:date="2026-01-01T00:00:00Z">
-        <w:r>
-          <w:delText xml:space="preserve">and an estimator.</w:delText>
-        </w:r>
-      </w:del>
+      <w:r>
+        <w:t xml:space="preserve">.</w:t>
+      </w:r>
+      <w:r>
+        <w:t xml:space="preserve"> </w:t>
+      </w:r>
+      <w:r>
+        <w:t xml:space="preserve">Write</w:t>
+      </w:r>
+      <w:r>
+        <w:t xml:space="preserve"> </w:t>
+      </w:r>
+      <w:r>
+        <w:t xml:space="preserve">$\hat{\theta}= \hat{\theta}\mathopen{}\left(\mathord{\smash[b]{\underset{\raise.3ex\hbox{$\scriptstyle\sim$}}{X}}\vphantom{X}}\right)\mathclose{}$</w:t>
+      </w:r>
+      <w:r>
+        <w:t xml:space="preserve">.</w:t>
+      </w:r>
     </w:p>
     <w:p>
       <w:pPr>
         <w:pStyle w:val="BodyText"/>
       </w:pPr>
-      <w:bookmarkStart w:id="23" w:name="eq-rao-blackwellized"/>
-      <w:ins w:id="38" w:author="PR Preview" w:date="2026-01-01T00:00:00Z">
-        <w:r>
-          <w:t xml:space="preserve">$$
-    \hat{\theta}_{\mathrm{RB}} \stackrel{\text{def}}{=}{{\mathbb{E}\mathopen{}\left[\hat{\theta} \mid{T\mathopen{}\left(\mathord{\smash[b]{\underset{\raise.3ex\hbox{$\scriptstyle\sim$}}{X}}\vphantom{X}}\right)\mathclose{}}\right]\mathclose{}}}
-     \qquad(3)$$</w:t>
-        </w:r>
-      </w:ins>
-      <w:bookmarkEnd w:id="23"/>
+      <w:r>
+        <w:t xml:space="preserve">$$
+    \begin{aligned}
+    {{\mathbb{E}\mathopen{}\left[\hat{\theta} \mid{T\mathopen{}\left(\mathord{\smash[b]{\underset{\raise.3ex\hbox{$\scriptstyle\sim$}}{X}}\vphantom{X}}\right)\mathclose{}} = t\right]\mathclose{}}}
+    &amp;= \sum_{\mathord{\smash[b]{\underset{\raise.3ex\hbox{$\scriptstyle\sim$}}{x}}\vphantom{x}}} \hat{\theta}\mathopen{}\left(\mathord{\smash[b]{\underset{\raise.3ex\hbox{$\scriptstyle\sim$}}{x}}\vphantom{x}}\right)\mathclose{} \, \Pr_{\theta}\mathopen{}\left(\mathord{\smash[b]{\underset{\raise.3ex\hbox{$\scriptstyle\sim$}}{X}}\vphantom{X}}= \mathord{\smash[b]{\underset{\raise.3ex\hbox{$\scriptstyle\sim$}}{x}}\vphantom{x}}\mid{T\mathopen{}\left(\mathord{\smash[b]{\underset{\raise.3ex\hbox{$\scriptstyle\sim$}}{X}}\vphantom{X}}\right)\mathclose{}} = t\right)\mathclose{}
+    &amp;&amp; \text{(conditional expectation)}
+    \end{aligned}
+    $$</w:t>
+      </w:r>
     </w:p>
-    <w:bookmarkEnd w:id="24"/>
-    <w:bookmarkStart w:id="25" w:name="lem-rb-statistic"/>
     <w:p>
       <w:pPr>
         <w:pStyle w:val="FirstParagraph"/>
       </w:pPr>
-      <w:ins w:id="39" w:author="PR Preview" w:date="2026-01-01T00:00:00Z">
+      <w:r>
+        <w:t xml:space="preserve">Each term involves</w:t>
+      </w:r>
+      <w:r>
+        <w:t xml:space="preserve"> </w:t>
+      </w:r>
+      <w:r>
+        <w:t xml:space="preserve">$\hat{\theta}\mathopen{}\left(\mathord{\smash[b]{\underset{\raise.3ex\hbox{$\scriptstyle\sim$}}{x}}\vphantom{x}}\right)\mathclose{}$</w:t>
+      </w:r>
+      <w:r>
+        <w:t xml:space="preserve">, which does not depend on</w:t>
+      </w:r>
+      <w:r>
+        <w:t xml:space="preserve"> </w:t>
+      </w:r>
+      <m:oMath>
+        <m:r>
+          <m:t>θ</m:t>
+        </m:r>
+      </m:oMath>
+      <w:r>
+        <w:t xml:space="preserve">,</w:t>
+      </w:r>
+      <w:r>
+        <w:t xml:space="preserve"> </w:t>
+      </w:r>
+      <w:r>
+        <w:t xml:space="preserve">and the conditional probability, which does not depend on</w:t>
+      </w:r>
+      <w:r>
+        <w:t xml:space="preserve"> </w:t>
+      </w:r>
+      <m:oMath>
+        <m:r>
+          <m:t>θ</m:t>
+        </m:r>
+      </m:oMath>
+      <w:r>
+        <w:t xml:space="preserve"> </w:t>
+      </w:r>
+      <w:r>
+        <w:t xml:space="preserve">by</w:t>
+      </w:r>
+      <w:r>
+        <w:t xml:space="preserve"> </w:t>
+      </w:r>
+      <w:hyperlink w:anchor="eq-sufficient">
         <w:r>
           <w:rPr>
-            <w:b/>
-            <w:bCs/>
+            <w:rStyle w:val="Hyperlink"/>
           </w:rPr>
-          <w:t xml:space="preserve">Lemma 1 (The Rao–Blackwellized estimator is a statistic)</w:t>
+          <w:t xml:space="preserve">Equation 1</w:t>
         </w:r>
-      </w:ins>
-      <w:ins w:id="40" w:author="PR Preview" w:date="2026-01-01T00:00:00Z">
-        <w:r>
-          <w:t xml:space="preserve"> </w:t>
-        </w:r>
-      </w:ins>
-      <w:ins w:id="41" w:author="PR Preview" w:date="2026-01-01T00:00:00Z">
-        <w:r>
-          <w:t xml:space="preserve">Let</w:t>
-        </w:r>
-      </w:ins>
-      <w:ins w:id="42" w:author="PR Preview" w:date="2026-01-01T00:00:00Z">
-        <w:r>
-          <w:t xml:space="preserve"> </w:t>
-        </w:r>
-      </w:ins>
-      <w:ins w:id="43" w:author="PR Preview" w:date="2026-01-01T00:00:00Z">
-        <w:r>
-          <w:t xml:space="preserve">${T\mathopen{}\left(\mathord{\smash[b]{\underset{\raise.3ex\hbox{$\scriptstyle\sim$}}{X}}\vphantom{X}}\right)\mathclose{}}$</w:t>
-        </w:r>
-      </w:ins>
-      <w:ins w:id="44" w:author="PR Preview" w:date="2026-01-01T00:00:00Z">
-        <w:r>
-          <w:t xml:space="preserve"> </w:t>
-        </w:r>
-      </w:ins>
-      <w:ins w:id="45" w:author="PR Preview" w:date="2026-01-01T00:00:00Z">
-        <w:r>
-          <w:t xml:space="preserve">be a</w:t>
-        </w:r>
-      </w:ins>
-      <w:ins w:id="46" w:author="PR Preview" w:date="2026-01-01T00:00:00Z">
-        <w:r>
-          <w:t xml:space="preserve"> </w:t>
-        </w:r>
-      </w:ins>
-      <w:hyperlink w:anchor="def-sufficient">
-        <w:ins w:id="47" w:author="PR Preview" w:date="2026-01-01T00:00:00Z">
-          <w:r>
-            <w:rPr>
-              <w:rStyle w:val="Hyperlink"/>
-            </w:rPr>
-            <w:t xml:space="preserve">sufficient</w:t>
-          </w:r>
-        </w:ins>
       </w:hyperlink>
-      <w:ins w:id="48" w:author="PR Preview" w:date="2026-01-01T00:00:00Z">
-        <w:r>
-          <w:t xml:space="preserve"> </w:t>
-        </w:r>
-      </w:ins>
-      <w:ins w:id="49" w:author="PR Preview" w:date="2026-01-01T00:00:00Z">
-        <w:r>
-          <w:t xml:space="preserve">statistic for</w:t>
-        </w:r>
-      </w:ins>
-      <w:ins w:id="50" w:author="PR Preview" w:date="2026-01-01T00:00:00Z">
-        <w:r>
-          <w:t xml:space="preserve"> </w:t>
-        </w:r>
-      </w:ins>
+      <w:r>
+        <w:t xml:space="preserve">.</w:t>
+      </w:r>
+      <w:r>
+        <w:t xml:space="preserve"> </w:t>
+      </w:r>
+      <w:r>
+        <w:t xml:space="preserve">So the sum does not depend on</w:t>
+      </w:r>
+      <w:r>
+        <w:t xml:space="preserve"> </w:t>
+      </w:r>
       <m:oMath>
         <m:r>
           <m:t>θ</m:t>
         </m:r>
       </m:oMath>
-      <w:ins w:id="51" w:author="PR Preview" w:date="2026-01-01T00:00:00Z">
-        <w:r>
-          <w:t xml:space="preserve"> </w:t>
-        </w:r>
-      </w:ins>
-      <w:ins w:id="52" w:author="PR Preview" w:date="2026-01-01T00:00:00Z">
-        <w:r>
-          <w:t xml:space="preserve">and</w:t>
-        </w:r>
-      </w:ins>
-      <w:ins w:id="53" w:author="PR Preview" w:date="2026-01-01T00:00:00Z">
-        <w:r>
-          <w:t xml:space="preserve"> </w:t>
-        </w:r>
-      </w:ins>
+      <w:r>
+        <w:t xml:space="preserve">.</w:t>
+      </w:r>
+    </w:p>
+    <w:bookmarkStart w:id="29" w:name="thm-rb-unbiased"/>
+    <w:p>
+      <w:pPr>
+        <w:pStyle w:val="BodyText"/>
+      </w:pPr>
+      <w:r>
+        <w:rPr>
+          <w:b/>
+          <w:bCs/>
+        </w:rPr>
+        <w:t xml:space="preserve">Theorem 2 (Rao–Blackwellizing preserves unbiasedness)</w:t>
+      </w:r>
+      <w:r>
+        <w:t xml:space="preserve"> </w:t>
+      </w:r>
+      <w:r>
+        <w:t xml:space="preserve">If</w:t>
+      </w:r>
+      <w:r>
+        <w:t xml:space="preserve"> </w:t>
+      </w:r>
       <m:oMath>
         <m:acc>
           <m:accPr>
@@ -2506,118 +2553,114 @@
           </m:e>
         </m:acc>
       </m:oMath>
-      <w:ins w:id="54" w:author="PR Preview" w:date="2026-01-01T00:00:00Z">
+      <w:r>
+        <w:t xml:space="preserve"> </w:t>
+      </w:r>
+      <w:r>
+        <w:t xml:space="preserve">is an</w:t>
+      </w:r>
+      <w:r>
+        <w:t xml:space="preserve"> </w:t>
+      </w:r>
+      <w:hyperlink r:id="rId28">
         <w:r>
-          <w:t xml:space="preserve"> </w:t>
+          <w:rPr>
+            <w:rStyle w:val="Hyperlink"/>
+          </w:rPr>
+          <w:t xml:space="preserve">unbiased</w:t>
         </w:r>
-      </w:ins>
-      <w:ins w:id="55" w:author="PR Preview" w:date="2026-01-01T00:00:00Z">
+      </w:hyperlink>
+      <w:r>
+        <w:t xml:space="preserve"> </w:t>
+      </w:r>
+      <w:r>
+        <w:t xml:space="preserve">estimator of</w:t>
+      </w:r>
+      <w:r>
+        <w:t xml:space="preserve"> </w:t>
+      </w:r>
+      <m:oMath>
+        <m:r>
+          <m:t>θ</m:t>
+        </m:r>
+      </m:oMath>
+      <w:r>
+        <w:t xml:space="preserve"> </w:t>
+      </w:r>
+      <w:r>
+        <w:t xml:space="preserve">and</w:t>
+      </w:r>
+      <w:r>
+        <w:t xml:space="preserve"> </w:t>
+      </w:r>
+      <w:r>
+        <w:t xml:space="preserve">${T\mathopen{}\left(\mathord{\smash[b]{\underset{\raise.3ex\hbox{$\scriptstyle\sim$}}{X}}\vphantom{X}}\right)\mathclose{}}$</w:t>
+      </w:r>
+      <w:r>
+        <w:t xml:space="preserve"> </w:t>
+      </w:r>
+      <w:r>
+        <w:t xml:space="preserve">is a</w:t>
+      </w:r>
+      <w:r>
+        <w:t xml:space="preserve"> </w:t>
+      </w:r>
+      <w:hyperlink w:anchor="def-sufficient">
         <w:r>
-          <w:t xml:space="preserve">an estimator of</w:t>
+          <w:rPr>
+            <w:rStyle w:val="Hyperlink"/>
+          </w:rPr>
+          <w:t xml:space="preserve">sufficient</w:t>
         </w:r>
-      </w:ins>
-      <w:ins w:id="56" w:author="PR Preview" w:date="2026-01-01T00:00:00Z">
-        <w:r>
-          <w:t xml:space="preserve"> </w:t>
-        </w:r>
-      </w:ins>
+      </w:hyperlink>
+      <w:r>
+        <w:t xml:space="preserve"> </w:t>
+      </w:r>
+      <w:r>
+        <w:t xml:space="preserve">statistic for</w:t>
+      </w:r>
+      <w:r>
+        <w:t xml:space="preserve"> </w:t>
+      </w:r>
       <m:oMath>
         <m:r>
           <m:t>θ</m:t>
         </m:r>
       </m:oMath>
-      <w:ins w:id="57" w:author="PR Preview" w:date="2026-01-01T00:00:00Z">
-        <w:r>
-          <w:t xml:space="preserve"> </w:t>
-        </w:r>
-      </w:ins>
-      <w:ins w:id="58" w:author="PR Preview" w:date="2026-01-01T00:00:00Z">
-        <w:r>
-          <w:t xml:space="preserve">with finite expectation.</w:t>
-        </w:r>
-      </w:ins>
-      <w:ins w:id="59" w:author="PR Preview" w:date="2026-01-01T00:00:00Z">
-        <w:r>
-          <w:t xml:space="preserve"> </w:t>
-        </w:r>
-      </w:ins>
-      <w:ins w:id="60" w:author="PR Preview" w:date="2026-01-01T00:00:00Z">
-        <w:r>
-          <w:t xml:space="preserve">Then</w:t>
-        </w:r>
-      </w:ins>
-      <w:ins w:id="61" w:author="PR Preview" w:date="2026-01-01T00:00:00Z">
-        <w:r>
-          <w:t xml:space="preserve"> </w:t>
-        </w:r>
-      </w:ins>
-      <w:ins w:id="62" w:author="PR Preview" w:date="2026-01-01T00:00:00Z">
-        <w:r>
-          <w:t xml:space="preserve">${{\mathbb{E}\mathopen{}\left[\hat{\theta} \mid{T\mathopen{}\left(\mathord{\smash[b]{\underset{\raise.3ex\hbox{$\scriptstyle\sim$}}{X}}\vphantom{X}}\right)\mathclose{}}\right]\mathclose{}}}$</w:t>
-        </w:r>
-      </w:ins>
-      <w:ins w:id="63" w:author="PR Preview" w:date="2026-01-01T00:00:00Z">
-        <w:r>
-          <w:t xml:space="preserve"> </w:t>
-        </w:r>
-      </w:ins>
-      <w:ins w:id="64" w:author="PR Preview" w:date="2026-01-01T00:00:00Z">
-        <w:r>
-          <w:t xml:space="preserve">does not depend on</w:t>
-        </w:r>
-      </w:ins>
-      <w:ins w:id="65" w:author="PR Preview" w:date="2026-01-01T00:00:00Z">
-        <w:r>
-          <w:t xml:space="preserve"> </w:t>
-        </w:r>
-      </w:ins>
+      <w:r>
+        <w:t xml:space="preserve">,</w:t>
+      </w:r>
+      <w:r>
+        <w:t xml:space="preserve"> </w:t>
+      </w:r>
+      <w:r>
+        <w:t xml:space="preserve">then</w:t>
+      </w:r>
+      <w:r>
+        <w:t xml:space="preserve"> </w:t>
+      </w:r>
+      <w:r>
+        <w:t xml:space="preserve">${{\mathbb{E}\mathopen{}\left[\hat{\theta} \mid{T\mathopen{}\left(\mathord{\smash[b]{\underset{\raise.3ex\hbox{$\scriptstyle\sim$}}{X}}\vphantom{X}}\right)\mathclose{}}\right]\mathclose{}}}$</w:t>
+      </w:r>
+      <w:r>
+        <w:t xml:space="preserve"> </w:t>
+      </w:r>
+      <w:r>
+        <w:t xml:space="preserve">is also unbiased for</w:t>
+      </w:r>
+      <w:r>
+        <w:t xml:space="preserve"> </w:t>
+      </w:r>
       <m:oMath>
         <m:r>
           <m:t>θ</m:t>
         </m:r>
       </m:oMath>
-      <w:ins w:id="66" w:author="PR Preview" w:date="2026-01-01T00:00:00Z">
-        <w:r>
-          <w:t xml:space="preserve">,</w:t>
-        </w:r>
-      </w:ins>
-      <w:ins w:id="67" w:author="PR Preview" w:date="2026-01-01T00:00:00Z">
-        <w:r>
-          <w:t xml:space="preserve"> </w:t>
-        </w:r>
-      </w:ins>
-      <w:ins w:id="68" w:author="PR Preview" w:date="2026-01-01T00:00:00Z">
-        <w:r>
-          <w:t xml:space="preserve">so it is a</w:t>
-        </w:r>
-      </w:ins>
-      <w:ins w:id="69" w:author="PR Preview" w:date="2026-01-01T00:00:00Z">
-        <w:r>
-          <w:t xml:space="preserve"> </w:t>
-        </w:r>
-      </w:ins>
-      <w:hyperlink w:anchor="def-statistic">
-        <w:ins w:id="70" w:author="PR Preview" w:date="2026-01-01T00:00:00Z">
-          <w:r>
-            <w:rPr>
-              <w:rStyle w:val="Hyperlink"/>
-            </w:rPr>
-            <w:t xml:space="preserve">statistic</w:t>
-          </w:r>
-        </w:ins>
-      </w:hyperlink>
-      <w:ins w:id="71" w:author="PR Preview" w:date="2026-01-01T00:00:00Z">
-        <w:r>
-          <w:t xml:space="preserve"> </w:t>
-        </w:r>
-      </w:ins>
-      <w:ins w:id="72" w:author="PR Preview" w:date="2026-01-01T00:00:00Z">
-        <w:r>
-          <w:t xml:space="preserve">and an estimator.</w:t>
-        </w:r>
-      </w:ins>
+      <w:r>
+        <w:t xml:space="preserve">.</w:t>
+      </w:r>
     </w:p>
-    <w:bookmarkEnd w:id="25"/>
+    <w:bookmarkEnd w:id="29"/>
     <w:p>
       <w:pPr>
         <w:pStyle w:val="BodyText"/>
@@ -2633,240 +2676,60 @@
         <w:t xml:space="preserve">. </w:t>
       </w:r>
       <w:r>
-        <w:t xml:space="preserve">Take a</w:t>
-      </w:r>
-      <w:r>
-        <w:t xml:space="preserve"> </w:t>
-      </w:r>
-      <w:hyperlink r:id="rId26">
+        <w:t xml:space="preserve">We use the</w:t>
+      </w:r>
+      <w:r>
+        <w:t xml:space="preserve"> </w:t>
+      </w:r>
+      <w:hyperlink r:id="rId30">
         <w:r>
           <w:rPr>
             <w:rStyle w:val="Hyperlink"/>
           </w:rPr>
-          <w:t xml:space="preserve">discrete</w:t>
+          <w:t xml:space="preserve">law of iterated expectations</w:t>
         </w:r>
       </w:hyperlink>
       <w:r>
-        <w:t xml:space="preserve"> </w:t>
-      </w:r>
-      <w:hyperlink r:id="rId19">
-        <w:r>
-          <w:rPr>
-            <w:rStyle w:val="Hyperlink"/>
-          </w:rPr>
-          <w:t xml:space="preserve">sample</w:t>
-        </w:r>
-      </w:hyperlink>
-      <w:r>
-        <w:t xml:space="preserve">, and choose a value</w:t>
-      </w:r>
-      <w:r>
-        <w:t xml:space="preserve"> </w:t>
-      </w:r>
-      <m:oMath>
-        <m:r>
-          <m:t>t</m:t>
-        </m:r>
-      </m:oMath>
-      <w:r>
-        <w:t xml:space="preserve"> </w:t>
-      </w:r>
-      <w:r>
-        <w:t xml:space="preserve">that the</w:t>
-      </w:r>
-      <w:r>
-        <w:t xml:space="preserve"> </w:t>
-      </w:r>
-      <w:hyperlink w:anchor="def-statistic">
-        <w:r>
-          <w:rPr>
-            <w:rStyle w:val="Hyperlink"/>
-          </w:rPr>
-          <w:t xml:space="preserve">statistic</w:t>
-        </w:r>
-      </w:hyperlink>
-      <w:r>
-        <w:t xml:space="preserve"> </w:t>
-      </w:r>
-      <w:r>
-        <w:t xml:space="preserve">${T\mathopen{}\left(\mathord{\smash[b]{\underset{\raise.3ex\hbox{$\scriptstyle\sim$}}{X}}\vphantom{X}}\right)\mathclose{}}$</w:t>
-      </w:r>
-      <w:r>
-        <w:t xml:space="preserve"> </w:t>
-      </w:r>
-      <w:r>
-        <w:t xml:space="preserve">takes with positive</w:t>
-      </w:r>
-      <w:r>
-        <w:t xml:space="preserve"> </w:t>
-      </w:r>
-      <w:hyperlink r:id="rId27">
-        <w:r>
-          <w:rPr>
-            <w:rStyle w:val="Hyperlink"/>
-          </w:rPr>
-          <w:t xml:space="preserve">probability</w:t>
-        </w:r>
-      </w:hyperlink>
-      <w:r>
-        <w:t xml:space="preserve">.</w:t>
-      </w:r>
-      <w:r>
-        <w:t xml:space="preserve"> </w:t>
-      </w:r>
-      <w:r>
-        <w:t xml:space="preserve">Write</w:t>
-      </w:r>
-      <w:r>
-        <w:t xml:space="preserve"> </w:t>
-      </w:r>
-      <w:r>
-        <w:t xml:space="preserve">$\hat{\theta}= \hat{\theta}\mathopen{}\left(\mathord{\smash[b]{\underset{\raise.3ex\hbox{$\scriptstyle\sim$}}{X}}\vphantom{X}}\right)\mathclose{}$</w:t>
-      </w:r>
-      <w:r>
-        <w:t xml:space="preserve">.</w:t>
+        <w:t xml:space="preserve">:</w:t>
       </w:r>
     </w:p>
     <w:p>
       <w:pPr>
         <w:pStyle w:val="BodyText"/>
       </w:pPr>
-      <w:del w:id="73" w:author="PR Preview" w:date="2026-01-01T00:00:00Z">
-        <w:r>
-          <w:delText xml:space="preserve">$$
+      <w:r>
+        <w:t xml:space="preserve">$$
     \begin{aligned}
-    {{\operatorname{E}\mathopen{}\left[\hat{\theta} \mid{T\mathopen{}\left(\mathord{\smash[b]{\underset{\raise.3ex\hbox{$\scriptstyle\sim$}}{X}}\vphantom{X}}\right)\mathclose{}} = t\right]\mathclose{}}}
-    &amp;= \sum_{\mathord{\smash[b]{\underset{\raise.3ex\hbox{$\scriptstyle\sim$}}{x}}\vphantom{x}}} \hat{\theta}\mathopen{}\left(\mathord{\smash[b]{\underset{\raise.3ex\hbox{$\scriptstyle\sim$}}{x}}\vphantom{x}}\right)\mathclose{} \, \Pr_{\theta}\mathopen{}\left(\mathord{\smash[b]{\underset{\raise.3ex\hbox{$\scriptstyle\sim$}}{X}}\vphantom{X}}= \mathord{\smash[b]{\underset{\raise.3ex\hbox{$\scriptstyle\sim$}}{x}}\vphantom{x}}\mid{T\mathopen{}\left(\mathord{\smash[b]{\underset{\raise.3ex\hbox{$\scriptstyle\sim$}}{X}}\vphantom{X}}\right)\mathclose{}} = t\right)\mathclose{}
-    &amp;&amp; \text{(conditional expectation)}
-    \end{aligned}
-    $$</w:delText>
-        </w:r>
-      </w:del>
-    </w:p>
-    <w:p>
-      <w:pPr>
-        <w:pStyle w:val="BodyText"/>
-      </w:pPr>
-      <w:ins w:id="74" w:author="PR Preview" w:date="2026-01-01T00:00:00Z">
-        <w:r>
-          <w:t xml:space="preserve">$$
-    \begin{aligned}
-    {{\mathbb{E}\mathopen{}\left[\hat{\theta} \mid{T\mathopen{}\left(\mathord{\smash[b]{\underset{\raise.3ex\hbox{$\scriptstyle\sim$}}{X}}\vphantom{X}}\right)\mathclose{}} = t\right]\mathclose{}}}
-    &amp;= \sum_{\mathord{\smash[b]{\underset{\raise.3ex\hbox{$\scriptstyle\sim$}}{x}}\vphantom{x}}} \hat{\theta}\mathopen{}\left(\mathord{\smash[b]{\underset{\raise.3ex\hbox{$\scriptstyle\sim$}}{x}}\vphantom{x}}\right)\mathclose{} \, \Pr_{\theta}\mathopen{}\left(\mathord{\smash[b]{\underset{\raise.3ex\hbox{$\scriptstyle\sim$}}{X}}\vphantom{X}}= \mathord{\smash[b]{\underset{\raise.3ex\hbox{$\scriptstyle\sim$}}{x}}\vphantom{x}}\mid{T\mathopen{}\left(\mathord{\smash[b]{\underset{\raise.3ex\hbox{$\scriptstyle\sim$}}{X}}\vphantom{X}}\right)\mathclose{}} = t\right)\mathclose{}
-    &amp;&amp; \text{(conditional expectation)}
+    {\mathbb{E}\mathopen{}\left[{{\mathbb{E}\mathopen{}\left[\hat{\theta} \mid{T\mathopen{}\left(\mathord{\smash[b]{\underset{\raise.3ex\hbox{$\scriptstyle\sim$}}{X}}\vphantom{X}}\right)\mathclose{}}\right]\mathclose{}}}\right]\mathclose{}}
+    &amp;= {\mathbb{E}\mathopen{}\left[\hat{\theta}\right]\mathclose{}}
+    &amp;&amp; \text{(law of iterated expectations)}\\
+    &amp;= \theta
+    &amp;&amp; \text{($\hat{\theta}$ is unbiased)}
     \end{aligned}
     $$</w:t>
-        </w:r>
-      </w:ins>
+      </w:r>
     </w:p>
+    <w:bookmarkStart w:id="32" w:name="thm-rao-blackwell"/>
     <w:p>
       <w:pPr>
         <w:pStyle w:val="FirstParagraph"/>
       </w:pPr>
       <w:r>
-        <w:t xml:space="preserve">Each term involves</w:t>
-      </w:r>
-      <w:r>
-        <w:t xml:space="preserve"> </w:t>
-      </w:r>
-      <w:r>
-        <w:t xml:space="preserve">$\hat{\theta}\mathopen{}\left(\mathord{\smash[b]{\underset{\raise.3ex\hbox{$\scriptstyle\sim$}}{x}}\vphantom{x}}\right)\mathclose{}$</w:t>
-      </w:r>
-      <w:r>
-        <w:t xml:space="preserve">, which does not depend on</w:t>
-      </w:r>
-      <w:r>
-        <w:t xml:space="preserve"> </w:t>
-      </w:r>
-      <m:oMath>
-        <m:r>
-          <m:t>θ</m:t>
-        </m:r>
-      </m:oMath>
-      <w:r>
-        <w:t xml:space="preserve">,</w:t>
-      </w:r>
-      <w:r>
-        <w:t xml:space="preserve"> </w:t>
-      </w:r>
-      <w:r>
-        <w:t xml:space="preserve">and the conditional probability, which does not depend on</w:t>
-      </w:r>
-      <w:r>
-        <w:t xml:space="preserve"> </w:t>
-      </w:r>
-      <m:oMath>
-        <m:r>
-          <m:t>θ</m:t>
-        </m:r>
-      </m:oMath>
-      <w:r>
-        <w:t xml:space="preserve"> </w:t>
-      </w:r>
-      <w:r>
-        <w:t xml:space="preserve">by</w:t>
-      </w:r>
-      <w:r>
-        <w:t xml:space="preserve"> </w:t>
-      </w:r>
-      <w:hyperlink w:anchor="eq-sufficient">
-        <w:r>
-          <w:rPr>
-            <w:rStyle w:val="Hyperlink"/>
-          </w:rPr>
-          <w:t xml:space="preserve">Equation 1</w:t>
-        </w:r>
-      </w:hyperlink>
-      <w:r>
-        <w:t xml:space="preserve">.</w:t>
-      </w:r>
-      <w:r>
-        <w:t xml:space="preserve"> </w:t>
-      </w:r>
-      <w:r>
-        <w:t xml:space="preserve">So the sum does not depend on</w:t>
-      </w:r>
-      <w:r>
-        <w:t xml:space="preserve"> </w:t>
-      </w:r>
-      <m:oMath>
-        <m:r>
-          <m:t>θ</m:t>
-        </m:r>
-      </m:oMath>
-      <w:r>
-        <w:t xml:space="preserve">.</w:t>
-      </w:r>
-    </w:p>
-    <w:bookmarkStart w:id="29" w:name="thm-rb-unbiased"/>
-    <w:p>
-      <w:pPr>
-        <w:pStyle w:val="BodyText"/>
-      </w:pPr>
-      <w:del w:id="75" w:author="PR Preview" w:date="2026-01-01T00:00:00Z">
-        <w:r>
-          <w:rPr>
-            <w:b/>
-            <w:bCs/>
-          </w:rPr>
-          <w:delText xml:space="preserve">Theorem 2 (Rao–Blackwellizing preserves unbiasedness)</w:delText>
-        </w:r>
-      </w:del>
-      <w:del w:id="76" w:author="PR Preview" w:date="2026-01-01T00:00:00Z">
-        <w:r>
-          <w:delText xml:space="preserve"> </w:delText>
-        </w:r>
-      </w:del>
-      <w:del w:id="77" w:author="PR Preview" w:date="2026-01-01T00:00:00Z">
-        <w:r>
-          <w:delText xml:space="preserve">If</w:delText>
-        </w:r>
-      </w:del>
-      <w:del w:id="78" w:author="PR Preview" w:date="2026-01-01T00:00:00Z">
-        <w:r>
-          <w:delText xml:space="preserve"> </w:delText>
-        </w:r>
-      </w:del>
+        <w:rPr>
+          <w:b/>
+          <w:bCs/>
+        </w:rPr>
+        <w:t xml:space="preserve">Theorem 3 (Rao–Blackwell theorem)</w:t>
+      </w:r>
+      <w:r>
+        <w:t xml:space="preserve"> </w:t>
+      </w:r>
+      <w:r>
+        <w:t xml:space="preserve">Let</w:t>
+      </w:r>
+      <w:r>
+        <w:t xml:space="preserve"> </w:t>
+      </w:r>
       <m:oMath>
         <m:acc>
           <m:accPr>
@@ -2879,195 +2742,121 @@
           </m:e>
         </m:acc>
       </m:oMath>
-      <w:del w:id="79" w:author="PR Preview" w:date="2026-01-01T00:00:00Z">
-        <w:r>
-          <w:delText xml:space="preserve"> </w:delText>
-        </w:r>
-      </w:del>
-      <w:del w:id="80" w:author="PR Preview" w:date="2026-01-01T00:00:00Z">
-        <w:r>
-          <w:delText xml:space="preserve">is an</w:delText>
-        </w:r>
-      </w:del>
-      <w:del w:id="81" w:author="PR Preview" w:date="2026-01-01T00:00:00Z">
-        <w:r>
-          <w:delText xml:space="preserve"> </w:delText>
-        </w:r>
-      </w:del>
+      <w:r>
+        <w:t xml:space="preserve"> </w:t>
+      </w:r>
+      <w:r>
+        <w:t xml:space="preserve">be an</w:t>
+      </w:r>
+      <w:r>
+        <w:t xml:space="preserve"> </w:t>
+      </w:r>
       <w:hyperlink r:id="rId28">
-        <w:del w:id="82" w:author="PR Preview" w:date="2026-01-01T00:00:00Z">
-          <w:r>
-            <w:rPr>
-              <w:rStyle w:val="Hyperlink"/>
-            </w:rPr>
-            <w:delText xml:space="preserve">unbiased</w:delText>
-          </w:r>
-        </w:del>
-      </w:hyperlink>
-      <w:del w:id="83" w:author="PR Preview" w:date="2026-01-01T00:00:00Z">
-        <w:r>
-          <w:delText xml:space="preserve"> </w:delText>
-        </w:r>
-      </w:del>
-      <w:del w:id="84" w:author="PR Preview" w:date="2026-01-01T00:00:00Z">
-        <w:r>
-          <w:delText xml:space="preserve">estimator of</w:delText>
-        </w:r>
-      </w:del>
-      <w:del w:id="85" w:author="PR Preview" w:date="2026-01-01T00:00:00Z">
-        <w:r>
-          <w:delText xml:space="preserve"> </w:delText>
-        </w:r>
-      </w:del>
-      <m:oMath>
-        <m:r>
-          <m:t>θ</m:t>
-        </m:r>
-      </m:oMath>
-      <w:del w:id="86" w:author="PR Preview" w:date="2026-01-01T00:00:00Z">
-        <w:r>
-          <w:delText xml:space="preserve"> </w:delText>
-        </w:r>
-      </w:del>
-      <w:del w:id="87" w:author="PR Preview" w:date="2026-01-01T00:00:00Z">
-        <w:r>
-          <w:delText xml:space="preserve">and</w:delText>
-        </w:r>
-      </w:del>
-      <w:del w:id="88" w:author="PR Preview" w:date="2026-01-01T00:00:00Z">
-        <w:r>
-          <w:delText xml:space="preserve"> </w:delText>
-        </w:r>
-      </w:del>
-      <w:del w:id="89" w:author="PR Preview" w:date="2026-01-01T00:00:00Z">
-        <w:r>
-          <w:delText xml:space="preserve">${T\mathopen{}\left(\mathord{\smash[b]{\underset{\raise.3ex\hbox{$\scriptstyle\sim$}}{X}}\vphantom{X}}\right)\mathclose{}}$</w:delText>
-        </w:r>
-      </w:del>
-      <w:del w:id="90" w:author="PR Preview" w:date="2026-01-01T00:00:00Z">
-        <w:r>
-          <w:delText xml:space="preserve"> </w:delText>
-        </w:r>
-      </w:del>
-      <w:del w:id="91" w:author="PR Preview" w:date="2026-01-01T00:00:00Z">
-        <w:r>
-          <w:delText xml:space="preserve">is a</w:delText>
-        </w:r>
-      </w:del>
-      <w:del w:id="92" w:author="PR Preview" w:date="2026-01-01T00:00:00Z">
-        <w:r>
-          <w:delText xml:space="preserve"> </w:delText>
-        </w:r>
-      </w:del>
-      <w:hyperlink w:anchor="def-sufficient">
-        <w:del w:id="93" w:author="PR Preview" w:date="2026-01-01T00:00:00Z">
-          <w:r>
-            <w:rPr>
-              <w:rStyle w:val="Hyperlink"/>
-            </w:rPr>
-            <w:delText xml:space="preserve">sufficient</w:delText>
-          </w:r>
-        </w:del>
-      </w:hyperlink>
-      <w:del w:id="94" w:author="PR Preview" w:date="2026-01-01T00:00:00Z">
-        <w:r>
-          <w:delText xml:space="preserve"> </w:delText>
-        </w:r>
-      </w:del>
-      <w:del w:id="95" w:author="PR Preview" w:date="2026-01-01T00:00:00Z">
-        <w:r>
-          <w:delText xml:space="preserve">statistic for</w:delText>
-        </w:r>
-      </w:del>
-      <w:del w:id="96" w:author="PR Preview" w:date="2026-01-01T00:00:00Z">
-        <w:r>
-          <w:delText xml:space="preserve"> </w:delText>
-        </w:r>
-      </w:del>
-      <m:oMath>
-        <m:r>
-          <m:t>θ</m:t>
-        </m:r>
-      </m:oMath>
-      <w:del w:id="97" w:author="PR Preview" w:date="2026-01-01T00:00:00Z">
-        <w:r>
-          <w:delText xml:space="preserve">,</w:delText>
-        </w:r>
-      </w:del>
-      <w:del w:id="98" w:author="PR Preview" w:date="2026-01-01T00:00:00Z">
-        <w:r>
-          <w:delText xml:space="preserve"> </w:delText>
-        </w:r>
-      </w:del>
-      <w:del w:id="99" w:author="PR Preview" w:date="2026-01-01T00:00:00Z">
-        <w:r>
-          <w:delText xml:space="preserve">then</w:delText>
-        </w:r>
-      </w:del>
-      <w:del w:id="100" w:author="PR Preview" w:date="2026-01-01T00:00:00Z">
-        <w:r>
-          <w:delText xml:space="preserve"> </w:delText>
-        </w:r>
-      </w:del>
-      <w:del w:id="101" w:author="PR Preview" w:date="2026-01-01T00:00:00Z">
-        <w:r>
-          <w:delText xml:space="preserve">${{\operatorname{E}\mathopen{}\left[\hat{\theta} \mid{T\mathopen{}\left(\mathord{\smash[b]{\underset{\raise.3ex\hbox{$\scriptstyle\sim$}}{X}}\vphantom{X}}\right)\mathclose{}}\right]\mathclose{}}}$</w:delText>
-        </w:r>
-      </w:del>
-      <w:del w:id="102" w:author="PR Preview" w:date="2026-01-01T00:00:00Z">
-        <w:r>
-          <w:delText xml:space="preserve"> </w:delText>
-        </w:r>
-      </w:del>
-      <w:del w:id="103" w:author="PR Preview" w:date="2026-01-01T00:00:00Z">
-        <w:r>
-          <w:delText xml:space="preserve">is also unbiased for</w:delText>
-        </w:r>
-      </w:del>
-      <w:del w:id="104" w:author="PR Preview" w:date="2026-01-01T00:00:00Z">
-        <w:r>
-          <w:delText xml:space="preserve"> </w:delText>
-        </w:r>
-      </w:del>
-      <m:oMath>
-        <m:r>
-          <m:t>θ</m:t>
-        </m:r>
-      </m:oMath>
-      <w:del w:id="105" w:author="PR Preview" w:date="2026-01-01T00:00:00Z">
-        <w:r>
-          <w:delText xml:space="preserve">.</w:delText>
-        </w:r>
-      </w:del>
-    </w:p>
-    <w:p>
-      <w:pPr>
-        <w:pStyle w:val="BodyText"/>
-      </w:pPr>
-      <w:ins w:id="106" w:author="PR Preview" w:date="2026-01-01T00:00:00Z">
         <w:r>
           <w:rPr>
-            <w:b/>
-            <w:bCs/>
+            <w:rStyle w:val="Hyperlink"/>
           </w:rPr>
-          <w:t xml:space="preserve">Theorem 2 (Rao–Blackwellizing preserves unbiasedness)</w:t>
+          <w:t xml:space="preserve">unbiased</w:t>
         </w:r>
-      </w:ins>
-      <w:ins w:id="107" w:author="PR Preview" w:date="2026-01-01T00:00:00Z">
+      </w:hyperlink>
+      <w:r>
+        <w:t xml:space="preserve"> </w:t>
+      </w:r>
+      <w:r>
+        <w:t xml:space="preserve">estimator of</w:t>
+      </w:r>
+      <w:r>
+        <w:t xml:space="preserve"> </w:t>
+      </w:r>
+      <m:oMath>
+        <m:r>
+          <m:t>θ</m:t>
+        </m:r>
+      </m:oMath>
+      <w:r>
+        <w:t xml:space="preserve"> </w:t>
+      </w:r>
+      <w:r>
+        <w:t xml:space="preserve">with finite variance,</w:t>
+      </w:r>
+      <w:r>
+        <w:t xml:space="preserve"> </w:t>
+      </w:r>
+      <w:r>
+        <w:t xml:space="preserve">and let</w:t>
+      </w:r>
+      <w:r>
+        <w:t xml:space="preserve"> </w:t>
+      </w:r>
+      <w:r>
+        <w:t xml:space="preserve">${T\mathopen{}\left(\mathord{\smash[b]{\underset{\raise.3ex\hbox{$\scriptstyle\sim$}}{X}}\vphantom{X}}\right)\mathclose{}}$</w:t>
+      </w:r>
+      <w:r>
+        <w:t xml:space="preserve"> </w:t>
+      </w:r>
+      <w:r>
+        <w:t xml:space="preserve">be a</w:t>
+      </w:r>
+      <w:r>
+        <w:t xml:space="preserve"> </w:t>
+      </w:r>
+      <w:hyperlink w:anchor="def-sufficient">
         <w:r>
-          <w:t xml:space="preserve"> </w:t>
+          <w:rPr>
+            <w:rStyle w:val="Hyperlink"/>
+          </w:rPr>
+          <w:t xml:space="preserve">sufficient</w:t>
         </w:r>
-      </w:ins>
-      <w:ins w:id="108" w:author="PR Preview" w:date="2026-01-01T00:00:00Z">
+      </w:hyperlink>
+      <w:r>
+        <w:t xml:space="preserve"> </w:t>
+      </w:r>
+      <w:r>
+        <w:t xml:space="preserve">statistic for</w:t>
+      </w:r>
+      <w:r>
+        <w:t xml:space="preserve"> </w:t>
+      </w:r>
+      <m:oMath>
+        <m:r>
+          <m:t>θ</m:t>
+        </m:r>
+      </m:oMath>
+      <w:r>
+        <w:t xml:space="preserve">.</w:t>
+      </w:r>
+      <w:r>
+        <w:t xml:space="preserve"> </w:t>
+      </w:r>
+      <w:r>
+        <w:t xml:space="preserve">Then the</w:t>
+      </w:r>
+      <w:r>
+        <w:t xml:space="preserve"> </w:t>
+      </w:r>
+      <w:hyperlink w:anchor="def-rao-blackwellized">
         <w:r>
-          <w:t xml:space="preserve">If</w:t>
+          <w:rPr>
+            <w:rStyle w:val="Hyperlink"/>
+          </w:rPr>
+          <w:t xml:space="preserve">Rao–Blackwellized estimator</w:t>
         </w:r>
-      </w:ins>
-      <w:ins w:id="109" w:author="PR Preview" w:date="2026-01-01T00:00:00Z">
-        <w:r>
-          <w:t xml:space="preserve"> </w:t>
-        </w:r>
-      </w:ins>
+      </w:hyperlink>
+      <w:r>
+        <w:t xml:space="preserve"> </w:t>
+      </w:r>
+      <w:r>
+        <w:t xml:space="preserve">is unbiased</w:t>
+      </w:r>
+      <w:r>
+        <w:t xml:space="preserve"> </w:t>
+      </w:r>
+      <w:r>
+        <w:t xml:space="preserve">and has variance no larger than that of</w:t>
+      </w:r>
+      <w:r>
+        <w:t xml:space="preserve"> </w:t>
+      </w:r>
       <m:oMath>
         <m:acc>
           <m:accPr>
@@ -3080,396 +2869,6 @@
           </m:e>
         </m:acc>
       </m:oMath>
-      <w:ins w:id="110" w:author="PR Preview" w:date="2026-01-01T00:00:00Z">
-        <w:r>
-          <w:t xml:space="preserve"> </w:t>
-        </w:r>
-      </w:ins>
-      <w:ins w:id="111" w:author="PR Preview" w:date="2026-01-01T00:00:00Z">
-        <w:r>
-          <w:t xml:space="preserve">is an</w:t>
-        </w:r>
-      </w:ins>
-      <w:ins w:id="112" w:author="PR Preview" w:date="2026-01-01T00:00:00Z">
-        <w:r>
-          <w:t xml:space="preserve"> </w:t>
-        </w:r>
-      </w:ins>
-      <w:hyperlink r:id="rId28">
-        <w:ins w:id="113" w:author="PR Preview" w:date="2026-01-01T00:00:00Z">
-          <w:r>
-            <w:rPr>
-              <w:rStyle w:val="Hyperlink"/>
-            </w:rPr>
-            <w:t xml:space="preserve">unbiased</w:t>
-          </w:r>
-        </w:ins>
-      </w:hyperlink>
-      <w:ins w:id="114" w:author="PR Preview" w:date="2026-01-01T00:00:00Z">
-        <w:r>
-          <w:t xml:space="preserve"> </w:t>
-        </w:r>
-      </w:ins>
-      <w:ins w:id="115" w:author="PR Preview" w:date="2026-01-01T00:00:00Z">
-        <w:r>
-          <w:t xml:space="preserve">estimator of</w:t>
-        </w:r>
-      </w:ins>
-      <w:ins w:id="116" w:author="PR Preview" w:date="2026-01-01T00:00:00Z">
-        <w:r>
-          <w:t xml:space="preserve"> </w:t>
-        </w:r>
-      </w:ins>
-      <m:oMath>
-        <m:r>
-          <m:t>θ</m:t>
-        </m:r>
-      </m:oMath>
-      <w:ins w:id="117" w:author="PR Preview" w:date="2026-01-01T00:00:00Z">
-        <w:r>
-          <w:t xml:space="preserve"> </w:t>
-        </w:r>
-      </w:ins>
-      <w:ins w:id="118" w:author="PR Preview" w:date="2026-01-01T00:00:00Z">
-        <w:r>
-          <w:t xml:space="preserve">and</w:t>
-        </w:r>
-      </w:ins>
-      <w:ins w:id="119" w:author="PR Preview" w:date="2026-01-01T00:00:00Z">
-        <w:r>
-          <w:t xml:space="preserve"> </w:t>
-        </w:r>
-      </w:ins>
-      <w:ins w:id="120" w:author="PR Preview" w:date="2026-01-01T00:00:00Z">
-        <w:r>
-          <w:t xml:space="preserve">${T\mathopen{}\left(\mathord{\smash[b]{\underset{\raise.3ex\hbox{$\scriptstyle\sim$}}{X}}\vphantom{X}}\right)\mathclose{}}$</w:t>
-        </w:r>
-      </w:ins>
-      <w:ins w:id="121" w:author="PR Preview" w:date="2026-01-01T00:00:00Z">
-        <w:r>
-          <w:t xml:space="preserve"> </w:t>
-        </w:r>
-      </w:ins>
-      <w:ins w:id="122" w:author="PR Preview" w:date="2026-01-01T00:00:00Z">
-        <w:r>
-          <w:t xml:space="preserve">is a</w:t>
-        </w:r>
-      </w:ins>
-      <w:ins w:id="123" w:author="PR Preview" w:date="2026-01-01T00:00:00Z">
-        <w:r>
-          <w:t xml:space="preserve"> </w:t>
-        </w:r>
-      </w:ins>
-      <w:hyperlink w:anchor="def-sufficient">
-        <w:ins w:id="124" w:author="PR Preview" w:date="2026-01-01T00:00:00Z">
-          <w:r>
-            <w:rPr>
-              <w:rStyle w:val="Hyperlink"/>
-            </w:rPr>
-            <w:t xml:space="preserve">sufficient</w:t>
-          </w:r>
-        </w:ins>
-      </w:hyperlink>
-      <w:ins w:id="125" w:author="PR Preview" w:date="2026-01-01T00:00:00Z">
-        <w:r>
-          <w:t xml:space="preserve"> </w:t>
-        </w:r>
-      </w:ins>
-      <w:ins w:id="126" w:author="PR Preview" w:date="2026-01-01T00:00:00Z">
-        <w:r>
-          <w:t xml:space="preserve">statistic for</w:t>
-        </w:r>
-      </w:ins>
-      <w:ins w:id="127" w:author="PR Preview" w:date="2026-01-01T00:00:00Z">
-        <w:r>
-          <w:t xml:space="preserve"> </w:t>
-        </w:r>
-      </w:ins>
-      <m:oMath>
-        <m:r>
-          <m:t>θ</m:t>
-        </m:r>
-      </m:oMath>
-      <w:ins w:id="128" w:author="PR Preview" w:date="2026-01-01T00:00:00Z">
-        <w:r>
-          <w:t xml:space="preserve">,</w:t>
-        </w:r>
-      </w:ins>
-      <w:ins w:id="129" w:author="PR Preview" w:date="2026-01-01T00:00:00Z">
-        <w:r>
-          <w:t xml:space="preserve"> </w:t>
-        </w:r>
-      </w:ins>
-      <w:ins w:id="130" w:author="PR Preview" w:date="2026-01-01T00:00:00Z">
-        <w:r>
-          <w:t xml:space="preserve">then</w:t>
-        </w:r>
-      </w:ins>
-      <w:ins w:id="131" w:author="PR Preview" w:date="2026-01-01T00:00:00Z">
-        <w:r>
-          <w:t xml:space="preserve"> </w:t>
-        </w:r>
-      </w:ins>
-      <w:ins w:id="132" w:author="PR Preview" w:date="2026-01-01T00:00:00Z">
-        <w:r>
-          <w:t xml:space="preserve">${{\mathbb{E}\mathopen{}\left[\hat{\theta} \mid{T\mathopen{}\left(\mathord{\smash[b]{\underset{\raise.3ex\hbox{$\scriptstyle\sim$}}{X}}\vphantom{X}}\right)\mathclose{}}\right]\mathclose{}}}$</w:t>
-        </w:r>
-      </w:ins>
-      <w:ins w:id="133" w:author="PR Preview" w:date="2026-01-01T00:00:00Z">
-        <w:r>
-          <w:t xml:space="preserve"> </w:t>
-        </w:r>
-      </w:ins>
-      <w:ins w:id="134" w:author="PR Preview" w:date="2026-01-01T00:00:00Z">
-        <w:r>
-          <w:t xml:space="preserve">is also unbiased for</w:t>
-        </w:r>
-      </w:ins>
-      <w:ins w:id="135" w:author="PR Preview" w:date="2026-01-01T00:00:00Z">
-        <w:r>
-          <w:t xml:space="preserve"> </w:t>
-        </w:r>
-      </w:ins>
-      <m:oMath>
-        <m:r>
-          <m:t>θ</m:t>
-        </m:r>
-      </m:oMath>
-      <w:ins w:id="136" w:author="PR Preview" w:date="2026-01-01T00:00:00Z">
-        <w:r>
-          <w:t xml:space="preserve">.</w:t>
-        </w:r>
-      </w:ins>
-    </w:p>
-    <w:bookmarkEnd w:id="29"/>
-    <w:p>
-      <w:pPr>
-        <w:pStyle w:val="BodyText"/>
-      </w:pPr>
-      <w:r>
-        <w:rPr>
-          <w:i/>
-          <w:iCs/>
-        </w:rPr>
-        <w:t xml:space="preserve">Proof</w:t>
-      </w:r>
-      <w:r>
-        <w:t xml:space="preserve">. </w:t>
-      </w:r>
-      <w:r>
-        <w:t xml:space="preserve">We use the</w:t>
-      </w:r>
-      <w:r>
-        <w:t xml:space="preserve"> </w:t>
-      </w:r>
-      <w:hyperlink r:id="rId30">
-        <w:r>
-          <w:rPr>
-            <w:rStyle w:val="Hyperlink"/>
-          </w:rPr>
-          <w:t xml:space="preserve">law of iterated expectations</w:t>
-        </w:r>
-      </w:hyperlink>
-      <w:r>
-        <w:t xml:space="preserve">:</w:t>
-      </w:r>
-    </w:p>
-    <w:p>
-      <w:pPr>
-        <w:pStyle w:val="BodyText"/>
-      </w:pPr>
-      <w:del w:id="137" w:author="PR Preview" w:date="2026-01-01T00:00:00Z">
-        <w:r>
-          <w:delText xml:space="preserve">$$
-    \begin{aligned}
-    {\operatorname{E}\mathopen{}\left[{{\operatorname{E}\mathopen{}\left[\hat{\theta} \mid{T\mathopen{}\left(\mathord{\smash[b]{\underset{\raise.3ex\hbox{$\scriptstyle\sim$}}{X}}\vphantom{X}}\right)\mathclose{}}\right]\mathclose{}}}\right]\mathclose{}}
-    &amp;= {\operatorname{E}\mathopen{}\left[\hat{\theta}\right]\mathclose{}}
-    &amp;&amp; \text{(law of iterated expectations)}\\
-    &amp;= \theta
-    &amp;&amp; \text{($\hat{\theta}$ is unbiased)}
-    \end{aligned}
-    $$</w:delText>
-        </w:r>
-      </w:del>
-    </w:p>
-    <w:p>
-      <w:pPr>
-        <w:pStyle w:val="BodyText"/>
-      </w:pPr>
-      <w:ins w:id="138" w:author="PR Preview" w:date="2026-01-01T00:00:00Z">
-        <w:r>
-          <w:t xml:space="preserve">$$
-    \begin{aligned}
-    {\mathbb{E}\mathopen{}\left[{{\mathbb{E}\mathopen{}\left[\hat{\theta} \mid{T\mathopen{}\left(\mathord{\smash[b]{\underset{\raise.3ex\hbox{$\scriptstyle\sim$}}{X}}\vphantom{X}}\right)\mathclose{}}\right]\mathclose{}}}\right]\mathclose{}}
-    &amp;= {\mathbb{E}\mathopen{}\left[\hat{\theta}\right]\mathclose{}}
-    &amp;&amp; \text{(law of iterated expectations)}\\
-    &amp;= \theta
-    &amp;&amp; \text{($\hat{\theta}$ is unbiased)}
-    \end{aligned}
-    $$</w:t>
-        </w:r>
-      </w:ins>
-    </w:p>
-    <w:bookmarkStart w:id="32" w:name="thm-rao-blackwell"/>
-    <w:p>
-      <w:pPr>
-        <w:pStyle w:val="FirstParagraph"/>
-      </w:pPr>
-      <w:r>
-        <w:rPr>
-          <w:b/>
-          <w:bCs/>
-        </w:rPr>
-        <w:t xml:space="preserve">Theorem 3 (Rao–Blackwell theorem)</w:t>
-      </w:r>
-      <w:r>
-        <w:t xml:space="preserve"> </w:t>
-      </w:r>
-      <w:r>
-        <w:t xml:space="preserve">Let</w:t>
-      </w:r>
-      <w:r>
-        <w:t xml:space="preserve"> </w:t>
-      </w:r>
-      <m:oMath>
-        <m:acc>
-          <m:accPr>
-            <m:chr m:val="̂"/>
-          </m:accPr>
-          <m:e>
-            <m:r>
-              <m:t>θ</m:t>
-            </m:r>
-          </m:e>
-        </m:acc>
-      </m:oMath>
-      <w:r>
-        <w:t xml:space="preserve"> </w:t>
-      </w:r>
-      <w:r>
-        <w:t xml:space="preserve">be an</w:t>
-      </w:r>
-      <w:r>
-        <w:t xml:space="preserve"> </w:t>
-      </w:r>
-      <w:hyperlink r:id="rId28">
-        <w:r>
-          <w:rPr>
-            <w:rStyle w:val="Hyperlink"/>
-          </w:rPr>
-          <w:t xml:space="preserve">unbiased</w:t>
-        </w:r>
-      </w:hyperlink>
-      <w:r>
-        <w:t xml:space="preserve"> </w:t>
-      </w:r>
-      <w:r>
-        <w:t xml:space="preserve">estimator of</w:t>
-      </w:r>
-      <w:r>
-        <w:t xml:space="preserve"> </w:t>
-      </w:r>
-      <m:oMath>
-        <m:r>
-          <m:t>θ</m:t>
-        </m:r>
-      </m:oMath>
-      <w:r>
-        <w:t xml:space="preserve"> </w:t>
-      </w:r>
-      <w:r>
-        <w:t xml:space="preserve">with finite variance,</w:t>
-      </w:r>
-      <w:r>
-        <w:t xml:space="preserve"> </w:t>
-      </w:r>
-      <w:r>
-        <w:t xml:space="preserve">and let</w:t>
-      </w:r>
-      <w:r>
-        <w:t xml:space="preserve"> </w:t>
-      </w:r>
-      <w:r>
-        <w:t xml:space="preserve">${T\mathopen{}\left(\mathord{\smash[b]{\underset{\raise.3ex\hbox{$\scriptstyle\sim$}}{X}}\vphantom{X}}\right)\mathclose{}}$</w:t>
-      </w:r>
-      <w:r>
-        <w:t xml:space="preserve"> </w:t>
-      </w:r>
-      <w:r>
-        <w:t xml:space="preserve">be a</w:t>
-      </w:r>
-      <w:r>
-        <w:t xml:space="preserve"> </w:t>
-      </w:r>
-      <w:hyperlink w:anchor="def-sufficient">
-        <w:r>
-          <w:rPr>
-            <w:rStyle w:val="Hyperlink"/>
-          </w:rPr>
-          <w:t xml:space="preserve">sufficient</w:t>
-        </w:r>
-      </w:hyperlink>
-      <w:r>
-        <w:t xml:space="preserve"> </w:t>
-      </w:r>
-      <w:r>
-        <w:t xml:space="preserve">statistic for</w:t>
-      </w:r>
-      <w:r>
-        <w:t xml:space="preserve"> </w:t>
-      </w:r>
-      <m:oMath>
-        <m:r>
-          <m:t>θ</m:t>
-        </m:r>
-      </m:oMath>
-      <w:r>
-        <w:t xml:space="preserve">.</w:t>
-      </w:r>
-      <w:r>
-        <w:t xml:space="preserve"> </w:t>
-      </w:r>
-      <w:r>
-        <w:t xml:space="preserve">Then the</w:t>
-      </w:r>
-      <w:r>
-        <w:t xml:space="preserve"> </w:t>
-      </w:r>
-      <w:hyperlink w:anchor="def-rao-blackwellized">
-        <w:r>
-          <w:rPr>
-            <w:rStyle w:val="Hyperlink"/>
-          </w:rPr>
-          <w:t xml:space="preserve">Rao–Blackwellized estimator</w:t>
-        </w:r>
-      </w:hyperlink>
-      <w:r>
-        <w:t xml:space="preserve"> </w:t>
-      </w:r>
-      <w:r>
-        <w:t xml:space="preserve">is unbiased</w:t>
-      </w:r>
-      <w:r>
-        <w:t xml:space="preserve"> </w:t>
-      </w:r>
-      <w:r>
-        <w:t xml:space="preserve">and has variance no larger than that of</w:t>
-      </w:r>
-      <w:r>
-        <w:t xml:space="preserve"> </w:t>
-      </w:r>
-      <m:oMath>
-        <m:acc>
-          <m:accPr>
-            <m:chr m:val="̂"/>
-          </m:accPr>
-          <m:e>
-            <m:r>
-              <m:t>θ</m:t>
-            </m:r>
-          </m:e>
-        </m:acc>
-      </m:oMath>
       <w:r>
         <w:t xml:space="preserve">, for every</w:t>
       </w:r>
@@ -3490,27 +2889,11 @@
         <w:pStyle w:val="BodyText"/>
       </w:pPr>
       <w:bookmarkStart w:id="31" w:name="eq-rao-blackwell"/>
-      <w:del w:id="139" w:author="PR Preview" w:date="2026-01-01T00:00:00Z">
-        <w:r>
-          <w:delText xml:space="preserve">$$
-    {\operatorname{Var}\mathopen{}\left({{\operatorname{E}\mathopen{}\left[\hat{\theta} \mid{T\mathopen{}\left(\mathord{\smash[b]{\underset{\raise.3ex\hbox{$\scriptstyle\sim$}}{X}}\vphantom{X}}\right)\mathclose{}}\right]\mathclose{}}}\right)\mathclose{}} \le {\operatorname{Var}\mathopen{}\left(\hat{\theta}\right)\mathclose{}}
-     \qquad(4)$$</w:delText>
-        </w:r>
-      </w:del>
-      <w:bookmarkEnd w:id="31"/>
-    </w:p>
-    <w:p>
-      <w:pPr>
-        <w:pStyle w:val="BodyText"/>
-      </w:pPr>
-      <w:bookmarkStart w:id="31" w:name="eq-rao-blackwell"/>
-      <w:ins w:id="140" w:author="PR Preview" w:date="2026-01-01T00:00:00Z">
-        <w:r>
-          <w:t xml:space="preserve">$$
+      <w:r>
+        <w:t xml:space="preserve">$$
     {\operatorname{Var}\mathopen{}\left({{\mathbb{E}\mathopen{}\left[\hat{\theta} \mid{T\mathopen{}\left(\mathord{\smash[b]{\underset{\raise.3ex\hbox{$\scriptstyle\sim$}}{X}}\vphantom{X}}\right)\mathclose{}}\right]\mathclose{}}}\right)\mathclose{}} \le {\operatorname{Var}\mathopen{}\left(\hat{\theta}\right)\mathclose{}}
      \qquad(4)$$</w:t>
-        </w:r>
-      </w:ins>
+      </w:r>
       <w:bookmarkEnd w:id="31"/>
     </w:p>
     <w:p>
@@ -3587,27 +2970,8 @@
       <w:pPr>
         <w:pStyle w:val="BodyText"/>
       </w:pPr>
-      <w:del w:id="141" w:author="PR Preview" w:date="2026-01-01T00:00:00Z">
-        <w:r>
-          <w:delText xml:space="preserve">$$
-    \begin{aligned}
-    {\operatorname{Var}\mathopen{}\left(\hat{\theta}\right)\mathclose{}}
-    &amp;= {\operatorname{Var}\mathopen{}\left({{\operatorname{E}\mathopen{}\left[\hat{\theta} \mid{T\mathopen{}\left(\mathord{\smash[b]{\underset{\raise.3ex\hbox{$\scriptstyle\sim$}}{X}}\vphantom{X}}\right)\mathclose{}}\right]\mathclose{}}}\right)\mathclose{}} + {\operatorname{E}\mathopen{}\left[{{\operatorname{Var}\mathopen{}\left(\hat{\theta} \mid{T\mathopen{}\left(\mathord{\smash[b]{\underset{\raise.3ex\hbox{$\scriptstyle\sim$}}{X}}\vphantom{X}}\right)\mathclose{}}\right)\mathclose{}}}\right]\mathclose{}}
-    &amp;&amp; \text{(law of total variance)}\\
-    &amp;\ge {\operatorname{Var}\mathopen{}\left({{\operatorname{E}\mathopen{}\left[\hat{\theta} \mid{T\mathopen{}\left(\mathord{\smash[b]{\underset{\raise.3ex\hbox{$\scriptstyle\sim$}}{X}}\vphantom{X}}\right)\mathclose{}}\right]\mathclose{}}}\right)\mathclose{}}
-    &amp;&amp; \text{(a variance is nonnegative)}
-    \end{aligned}
-    $$</w:delText>
-        </w:r>
-      </w:del>
-    </w:p>
-    <w:p>
-      <w:pPr>
-        <w:pStyle w:val="BodyText"/>
-      </w:pPr>
-      <w:ins w:id="142" w:author="PR Preview" w:date="2026-01-01T00:00:00Z">
-        <w:r>
-          <w:t xml:space="preserve">$$
+      <w:r>
+        <w:t xml:space="preserve">$$
     \begin{aligned}
     {\operatorname{Var}\mathopen{}\left(\hat{\theta}\right)\mathclose{}}
     &amp;= {\operatorname{Var}\mathopen{}\left({{\mathbb{E}\mathopen{}\left[\hat{\theta} \mid{T\mathopen{}\left(\mathord{\smash[b]{\underset{\raise.3ex\hbox{$\scriptstyle\sim$}}{X}}\vphantom{X}}\right)\mathclose{}}\right]\mathclose{}}}\right)\mathclose{}} + {\mathbb{E}\mathopen{}\left[{{\operatorname{Var}\mathopen{}\left(\hat{\theta} \mid{T\mathopen{}\left(\mathord{\smash[b]{\underset{\raise.3ex\hbox{$\scriptstyle\sim$}}{X}}\vphantom{X}}\right)\mathclose{}}\right)\mathclose{}}}\right]\mathclose{}}
@@ -3616,8 +2980,7 @@
     &amp;&amp; \text{(a variance is nonnegative)}
     \end{aligned}
     $$</w:t>
-        </w:r>
-      </w:ins>
+      </w:r>
     </w:p>
     <w:bookmarkStart w:id="35" w:name="exr-poisson-zero-conditional"/>
     <w:p>
@@ -9066,219 +8429,72 @@
       <w:pPr>
         <w:pStyle w:val="BodyText"/>
       </w:pPr>
-      <w:del w:id="143" w:author="PR Preview" w:date="2026-01-01T00:00:00Z">
-        <w:r>
-          <w:rPr>
-            <w:i/>
-            <w:iCs/>
-          </w:rPr>
-          <w:delText xml:space="preserve">Remark 5</w:delText>
-        </w:r>
-      </w:del>
-      <w:del w:id="144" w:author="PR Preview" w:date="2026-01-01T00:00:00Z">
-        <w:r>
-          <w:delText xml:space="preserve"> (Sufficiency is needed). </w:delText>
-        </w:r>
-      </w:del>
-      <w:del w:id="145" w:author="PR Preview" w:date="2026-01-01T00:00:00Z">
-        <w:r>
-          <w:delText xml:space="preserve">If</w:delText>
-        </w:r>
-      </w:del>
-      <w:del w:id="146" w:author="PR Preview" w:date="2026-01-01T00:00:00Z">
-        <w:r>
-          <w:delText xml:space="preserve"> </w:delText>
-        </w:r>
-      </w:del>
-      <w:del w:id="147" w:author="PR Preview" w:date="2026-01-01T00:00:00Z">
-        <w:r>
-          <w:delText xml:space="preserve">${T\mathopen{}\left(\mathord{\smash[b]{\underset{\raise.3ex\hbox{$\scriptstyle\sim$}}{X}}\vphantom{X}}\right)\mathclose{}}$</w:delText>
-        </w:r>
-      </w:del>
-      <w:del w:id="148" w:author="PR Preview" w:date="2026-01-01T00:00:00Z">
-        <w:r>
-          <w:delText xml:space="preserve"> </w:delText>
-        </w:r>
-      </w:del>
-      <w:del w:id="149" w:author="PR Preview" w:date="2026-01-01T00:00:00Z">
-        <w:r>
-          <w:delText xml:space="preserve">is not sufficient, then</w:delText>
-        </w:r>
-      </w:del>
-      <w:del w:id="150" w:author="PR Preview" w:date="2026-01-01T00:00:00Z">
-        <w:r>
-          <w:delText xml:space="preserve"> </w:delText>
-        </w:r>
-      </w:del>
-      <w:del w:id="151" w:author="PR Preview" w:date="2026-01-01T00:00:00Z">
-        <w:r>
-          <w:delText xml:space="preserve">${{\operatorname{E}\mathopen{}\left[\hat{\theta} \mid{T\mathopen{}\left(\mathord{\smash[b]{\underset{\raise.3ex\hbox{$\scriptstyle\sim$}}{X}}\vphantom{X}}\right)\mathclose{}}\right]\mathclose{}}}$</w:delText>
-        </w:r>
-      </w:del>
-      <w:del w:id="152" w:author="PR Preview" w:date="2026-01-01T00:00:00Z">
-        <w:r>
-          <w:delText xml:space="preserve"> </w:delText>
-        </w:r>
-      </w:del>
-      <w:del w:id="153" w:author="PR Preview" w:date="2026-01-01T00:00:00Z">
-        <w:r>
-          <w:delText xml:space="preserve">may depend on</w:delText>
-        </w:r>
-      </w:del>
-      <w:del w:id="154" w:author="PR Preview" w:date="2026-01-01T00:00:00Z">
-        <w:r>
-          <w:delText xml:space="preserve"> </w:delText>
-        </w:r>
-      </w:del>
+      <w:r>
+        <w:rPr>
+          <w:i/>
+          <w:iCs/>
+        </w:rPr>
+        <w:t xml:space="preserve">Remark 5</w:t>
+      </w:r>
+      <w:r>
+        <w:t xml:space="preserve"> (Sufficiency is needed). </w:t>
+      </w:r>
+      <w:r>
+        <w:t xml:space="preserve">If</w:t>
+      </w:r>
+      <w:r>
+        <w:t xml:space="preserve"> </w:t>
+      </w:r>
+      <w:r>
+        <w:t xml:space="preserve">${T\mathopen{}\left(\mathord{\smash[b]{\underset{\raise.3ex\hbox{$\scriptstyle\sim$}}{X}}\vphantom{X}}\right)\mathclose{}}$</w:t>
+      </w:r>
+      <w:r>
+        <w:t xml:space="preserve"> </w:t>
+      </w:r>
+      <w:r>
+        <w:t xml:space="preserve">is not sufficient, then</w:t>
+      </w:r>
+      <w:r>
+        <w:t xml:space="preserve"> </w:t>
+      </w:r>
+      <w:r>
+        <w:t xml:space="preserve">${{\mathbb{E}\mathopen{}\left[\hat{\theta} \mid{T\mathopen{}\left(\mathord{\smash[b]{\underset{\raise.3ex\hbox{$\scriptstyle\sim$}}{X}}\vphantom{X}}\right)\mathclose{}}\right]\mathclose{}}}$</w:t>
+      </w:r>
+      <w:r>
+        <w:t xml:space="preserve"> </w:t>
+      </w:r>
+      <w:r>
+        <w:t xml:space="preserve">may depend on</w:t>
+      </w:r>
+      <w:r>
+        <w:t xml:space="preserve"> </w:t>
+      </w:r>
       <m:oMath>
         <m:r>
           <m:t>θ</m:t>
         </m:r>
       </m:oMath>
-      <w:del w:id="155" w:author="PR Preview" w:date="2026-01-01T00:00:00Z">
-        <w:r>
-          <w:delText xml:space="preserve">,</w:delText>
-        </w:r>
-      </w:del>
-      <w:del w:id="156" w:author="PR Preview" w:date="2026-01-01T00:00:00Z">
-        <w:r>
-          <w:delText xml:space="preserve"> </w:delText>
-        </w:r>
-      </w:del>
-      <w:del w:id="157" w:author="PR Preview" w:date="2026-01-01T00:00:00Z">
-        <w:r>
-          <w:delText xml:space="preserve">in which case it is not an estimator at all</w:delText>
-        </w:r>
-      </w:del>
-      <w:del w:id="158" w:author="PR Preview" w:date="2026-01-01T00:00:00Z">
-        <w:r>
-          <w:delText xml:space="preserve"> </w:delText>
-        </w:r>
-      </w:del>
-      <w:del w:id="159" w:author="PR Preview" w:date="2026-01-01T00:00:00Z">
-        <w:r>
-          <w:delText xml:space="preserve">(</w:delText>
-        </w:r>
-      </w:del>
-      <w:del w:id="160" w:author="PR Preview" w:date="2026-01-01T00:00:00Z">
-        <w:r>
-          <w:delText xml:space="preserve">Casella and Berger [4], Example 7.3.18</w:delText>
-        </w:r>
-      </w:del>
-      <w:del w:id="161" w:author="PR Preview" w:date="2026-01-01T00:00:00Z">
-        <w:r>
-          <w:delText xml:space="preserve">).</w:delText>
-        </w:r>
-      </w:del>
-    </w:p>
-    <w:p>
-      <w:pPr>
-        <w:pStyle w:val="BodyText"/>
-      </w:pPr>
-      <w:ins w:id="162" w:author="PR Preview" w:date="2026-01-01T00:00:00Z">
-        <w:r>
-          <w:rPr>
-            <w:i/>
-            <w:iCs/>
-          </w:rPr>
-          <w:t xml:space="preserve">Remark 5</w:t>
-        </w:r>
-      </w:ins>
-      <w:ins w:id="163" w:author="PR Preview" w:date="2026-01-01T00:00:00Z">
-        <w:r>
-          <w:t xml:space="preserve"> (Sufficiency is needed). </w:t>
-        </w:r>
-      </w:ins>
-      <w:ins w:id="164" w:author="PR Preview" w:date="2026-01-01T00:00:00Z">
-        <w:r>
-          <w:t xml:space="preserve">If</w:t>
-        </w:r>
-      </w:ins>
-      <w:ins w:id="165" w:author="PR Preview" w:date="2026-01-01T00:00:00Z">
-        <w:r>
-          <w:t xml:space="preserve"> </w:t>
-        </w:r>
-      </w:ins>
-      <w:ins w:id="166" w:author="PR Preview" w:date="2026-01-01T00:00:00Z">
-        <w:r>
-          <w:t xml:space="preserve">${T\mathopen{}\left(\mathord{\smash[b]{\underset{\raise.3ex\hbox{$\scriptstyle\sim$}}{X}}\vphantom{X}}\right)\mathclose{}}$</w:t>
-        </w:r>
-      </w:ins>
-      <w:ins w:id="167" w:author="PR Preview" w:date="2026-01-01T00:00:00Z">
-        <w:r>
-          <w:t xml:space="preserve"> </w:t>
-        </w:r>
-      </w:ins>
-      <w:ins w:id="168" w:author="PR Preview" w:date="2026-01-01T00:00:00Z">
-        <w:r>
-          <w:t xml:space="preserve">is not sufficient, then</w:t>
-        </w:r>
-      </w:ins>
-      <w:ins w:id="169" w:author="PR Preview" w:date="2026-01-01T00:00:00Z">
-        <w:r>
-          <w:t xml:space="preserve"> </w:t>
-        </w:r>
-      </w:ins>
-      <w:ins w:id="170" w:author="PR Preview" w:date="2026-01-01T00:00:00Z">
-        <w:r>
-          <w:t xml:space="preserve">${{\mathbb{E}\mathopen{}\left[\hat{\theta} \mid{T\mathopen{}\left(\mathord{\smash[b]{\underset{\raise.3ex\hbox{$\scriptstyle\sim$}}{X}}\vphantom{X}}\right)\mathclose{}}\right]\mathclose{}}}$</w:t>
-        </w:r>
-      </w:ins>
-      <w:ins w:id="171" w:author="PR Preview" w:date="2026-01-01T00:00:00Z">
-        <w:r>
-          <w:t xml:space="preserve"> </w:t>
-        </w:r>
-      </w:ins>
-      <w:ins w:id="172" w:author="PR Preview" w:date="2026-01-01T00:00:00Z">
-        <w:r>
-          <w:t xml:space="preserve">may depend on</w:t>
-        </w:r>
-      </w:ins>
-      <w:ins w:id="173" w:author="PR Preview" w:date="2026-01-01T00:00:00Z">
-        <w:r>
-          <w:t xml:space="preserve"> </w:t>
-        </w:r>
-      </w:ins>
-      <m:oMath>
-        <m:r>
-          <m:t>θ</m:t>
-        </m:r>
-      </m:oMath>
-      <w:ins w:id="174" w:author="PR Preview" w:date="2026-01-01T00:00:00Z">
-        <w:r>
-          <w:t xml:space="preserve">,</w:t>
-        </w:r>
-      </w:ins>
-      <w:ins w:id="175" w:author="PR Preview" w:date="2026-01-01T00:00:00Z">
-        <w:r>
-          <w:t xml:space="preserve"> </w:t>
-        </w:r>
-      </w:ins>
-      <w:ins w:id="176" w:author="PR Preview" w:date="2026-01-01T00:00:00Z">
-        <w:r>
-          <w:t xml:space="preserve">in which case it is not an estimator at all</w:t>
-        </w:r>
-      </w:ins>
-      <w:ins w:id="177" w:author="PR Preview" w:date="2026-01-01T00:00:00Z">
-        <w:r>
-          <w:t xml:space="preserve"> </w:t>
-        </w:r>
-      </w:ins>
-      <w:ins w:id="178" w:author="PR Preview" w:date="2026-01-01T00:00:00Z">
-        <w:r>
-          <w:t xml:space="preserve">(</w:t>
-        </w:r>
-      </w:ins>
-      <w:ins w:id="179" w:author="PR Preview" w:date="2026-01-01T00:00:00Z">
-        <w:r>
-          <w:t xml:space="preserve">Casella and Berger [4], Example 7.3.18</w:t>
-        </w:r>
-      </w:ins>
-      <w:ins w:id="180" w:author="PR Preview" w:date="2026-01-01T00:00:00Z">
-        <w:r>
-          <w:t xml:space="preserve">).</w:t>
-        </w:r>
-      </w:ins>
+      <w:r>
+        <w:t xml:space="preserve">,</w:t>
+      </w:r>
+      <w:r>
+        <w:t xml:space="preserve"> </w:t>
+      </w:r>
+      <w:r>
+        <w:t xml:space="preserve">in which case it is not an estimator at all</w:t>
+      </w:r>
+      <w:r>
+        <w:t xml:space="preserve"> </w:t>
+      </w:r>
+      <w:r>
+        <w:t xml:space="preserve">(</w:t>
+      </w:r>
+      <w:r>
+        <w:t xml:space="preserve">Casella and Berger [4], Example 7.3.18</w:t>
+      </w:r>
+      <w:r>
+        <w:t xml:space="preserve">).</w:t>
+      </w:r>
     </w:p>
     <w:bookmarkEnd w:id="46"/>
     <w:bookmarkEnd w:id="47"/>
